--- a/public/templates/pricetag/turun-harga-kcl-A4.docx
+++ b/public/templates/pricetag/turun-harga-kcl-A4.docx
@@ -96,7 +96,7 @@
         <w:pict w14:anchorId="64F80252">
           <v:shape id="_x0000_s2113" type="#_x0000_t136" style="position:absolute;margin-left:5.5pt;margin-top:16.15pt;width:54.6pt;height:27pt;z-index:251666432" fillcolor="black [3213]" stroked="f" strokecolor="#002060" strokeweight="1.5pt">
             <v:shadow color="#900"/>
-            <v:textpath style="font-family:&quot;Century Gothic&quot;;font-weight:bold;v-text-kern:t" trim="t" fitpath="t" string="Akhir Periode : &#10;&lt;&lt;Periode&gt;&gt;"/>
+            <v:textpath style="font-family:&quot;Arial Black&quot;;Century Gothic&quot;;font-weight:bold;v-text-kern:t" trim="t" fitpath="t" string="Akhir Periode : &#10;&lt;&lt;Periode&gt;&gt;"/>
             <w10:wrap type="square"/>
           </v:shape>
         </w:pict>
